--- a/resume/reference-compact.docx
+++ b/resume/reference-compact.docx
@@ -3,6 +3,8 @@
 <w:document xmlns:wpc="http://schemas.microsoft.com/office/word/2010/wordprocessingCanvas" xmlns:mo="http://schemas.microsoft.com/office/mac/office/2008/main" xmlns:mc="http://schemas.openxmlformats.org/markup-compatibility/2006" xmlns:mv="urn:schemas-microsoft-com:mac:vml" xmlns:o="urn:schemas-microsoft-com:office:office" xmlns:r="http://schemas.openxmlformats.org/officeDocument/2006/relationships" xmlns:m="http://schemas.openxmlformats.org/officeDocument/2006/math" xmlns:v="urn:schemas-microsoft-com:vml" xmlns:wp14="http://schemas.microsoft.com/office/word/2010/wordprocessingDrawing" xmlns:wp="http://schemas.openxmlformats.org/drawingml/2006/wordprocessingDrawing" xmlns:w10="urn:schemas-microsoft-com:office:word" xmlns:w="http://schemas.openxmlformats.org/wordprocessingml/2006/main" xmlns:w14="http://schemas.microsoft.com/office/word/2010/wordml" xmlns:wpg="http://schemas.microsoft.com/office/word/2010/wordprocessingGroup" xmlns:wpi="http://schemas.microsoft.com/office/word/2010/wordprocessingInk" xmlns:wne="http://schemas.microsoft.com/office/word/2006/wordml" xmlns:wps="http://schemas.microsoft.com/office/word/2010/wordprocessingShape" mc:Ignorable="w14 wp14">
   <w:body>
     <w:sectPr>
+      <w:headerReference w:type="default" r:id="rId9"/>
+      <w:footerReference w:type="default" r:id="rId10"/>
       <w:pgSz w:w="12240" w:h="15840"/>
       <w:pgMar w:top="576" w:right="720" w:bottom="576" w:left="720" w:header="720" w:footer="720" w:gutter="0"/>
       <w:cols w:space="720"/>
@@ -10,6 +12,141 @@
     </w:sectPr>
   </w:body>
 </w:document>
+</file>
+
+<file path=word/footer1.xml><?xml version="1.0" encoding="utf-8"?>
+<w:ftr xmlns:m="http://schemas.openxmlformats.org/officeDocument/2006/math" xmlns:mc="http://schemas.openxmlformats.org/markup-compatibility/2006" xmlns:mo="http://schemas.microsoft.com/office/mac/office/2008/main" xmlns:mv="urn:schemas-microsoft-com:mac:vml" xmlns:o="urn:schemas-microsoft-com:office:office" xmlns:r="http://schemas.openxmlformats.org/officeDocument/2006/relationships" xmlns:v="urn:schemas-microsoft-com:vml" xmlns:w10="urn:schemas-microsoft-com:office:word" xmlns:w14="http://schemas.microsoft.com/office/word/2010/wordml" xmlns:w="http://schemas.openxmlformats.org/wordprocessingml/2006/main" xmlns:wne="http://schemas.microsoft.com/office/word/2006/wordml" xmlns:wp14="http://schemas.microsoft.com/office/word/2010/wordprocessingDrawing" xmlns:wp="http://schemas.openxmlformats.org/drawingml/2006/wordprocessingDrawing" xmlns:wpc="http://schemas.microsoft.com/office/word/2010/wordprocessingCanvas" xmlns:wpg="http://schemas.microsoft.com/office/word/2010/wordprocessingGroup" xmlns:wpi="http://schemas.microsoft.com/office/word/2010/wordprocessingInk" xmlns:wps="http://schemas.microsoft.com/office/word/2010/wordprocessingShape" mc:Ignorable="w14 wp14">
+  <w:p>
+    <w:pPr>
+      <w:pStyle w:val="Footer"/>
+      <w:spacing w:before="80" w:after="0"/>
+      <w:jc w:val="center"/>
+      <w:pBdr>
+        <w:top w:val="single" w:sz="4" w:space="1" w:color="CCCCCC"/>
+      </w:pBdr>
+    </w:pPr>
+    <w:r>
+      <w:rPr>
+        <w:color w:val="666666"/>
+        <w:sz w:val="15"/>
+      </w:rPr>
+      <w:t xml:space="preserve">Page </w:t>
+    </w:r>
+    <w:r>
+      <w:rPr>
+        <w:color w:val="666666"/>
+        <w:sz w:val="15"/>
+      </w:rPr>
+      <w:fldChar w:fldCharType="begin"/>
+      <w:instrText xml:space="preserve"> PAGE </w:instrText>
+      <w:fldChar w:fldCharType="separate"/>
+      <w:fldChar w:fldCharType="end"/>
+    </w:r>
+    <w:r>
+      <w:rPr>
+        <w:color w:val="666666"/>
+        <w:sz w:val="15"/>
+      </w:rPr>
+      <w:t xml:space="preserve"> of </w:t>
+    </w:r>
+    <w:r>
+      <w:rPr>
+        <w:color w:val="666666"/>
+        <w:sz w:val="15"/>
+      </w:rPr>
+      <w:fldChar w:fldCharType="begin"/>
+      <w:instrText xml:space="preserve"> NUMPAGES </w:instrText>
+      <w:fldChar w:fldCharType="separate"/>
+      <w:fldChar w:fldCharType="end"/>
+    </w:r>
+  </w:p>
+</w:ftr>
+</file>
+
+<file path=word/header1.xml><?xml version="1.0" encoding="utf-8"?>
+<w:hdr xmlns:m="http://schemas.openxmlformats.org/officeDocument/2006/math" xmlns:mc="http://schemas.openxmlformats.org/markup-compatibility/2006" xmlns:mo="http://schemas.microsoft.com/office/mac/office/2008/main" xmlns:mv="urn:schemas-microsoft-com:mac:vml" xmlns:o="urn:schemas-microsoft-com:office:office" xmlns:r="http://schemas.openxmlformats.org/officeDocument/2006/relationships" xmlns:v="urn:schemas-microsoft-com:vml" xmlns:w10="urn:schemas-microsoft-com:office:word" xmlns:w14="http://schemas.microsoft.com/office/word/2010/wordml" xmlns:w="http://schemas.openxmlformats.org/wordprocessingml/2006/main" xmlns:wne="http://schemas.microsoft.com/office/word/2006/wordml" xmlns:wp14="http://schemas.microsoft.com/office/word/2010/wordprocessingDrawing" xmlns:wp="http://schemas.openxmlformats.org/drawingml/2006/wordprocessingDrawing" xmlns:wpc="http://schemas.microsoft.com/office/word/2010/wordprocessingCanvas" xmlns:wpg="http://schemas.microsoft.com/office/word/2010/wordprocessingGroup" xmlns:wpi="http://schemas.microsoft.com/office/word/2010/wordprocessingInk" xmlns:wps="http://schemas.microsoft.com/office/word/2010/wordprocessingShape" mc:Ignorable="w14 wp14">
+  <w:p>
+    <w:pPr>
+      <w:pStyle w:val="Header"/>
+      <w:spacing w:after="40" w:before="0"/>
+      <w:jc w:val="center"/>
+      <w:pBdr>
+        <w:bottom w:val="single" w:sz="4" w:space="1" w:color="CCCCCC"/>
+      </w:pBdr>
+    </w:pPr>
+    <w:r>
+      <w:rPr>
+        <w:b/>
+        <w:color w:val="333333"/>
+        <w:sz w:val="16"/>
+      </w:rPr>
+      <w:t>Vamshi Singam</w:t>
+    </w:r>
+    <w:r>
+      <w:rPr>
+        <w:color w:val="999999"/>
+        <w:sz w:val="16"/>
+      </w:rPr>
+      <w:t xml:space="preserve">  |  </w:t>
+    </w:r>
+    <w:r>
+      <w:rPr>
+        <w:color w:val="0077B5"/>
+        <w:sz w:val="15"/>
+      </w:rPr>
+      <w:t>linkedin.com/in/vamshi-singam-82963556</w:t>
+    </w:r>
+    <w:r>
+      <w:rPr>
+        <w:color w:val="999999"/>
+        <w:sz w:val="16"/>
+      </w:rPr>
+      <w:t xml:space="preserve">  |  </w:t>
+    </w:r>
+    <w:r>
+      <w:rPr>
+        <w:color w:val="333333"/>
+        <w:sz w:val="15"/>
+      </w:rPr>
+      <w:t>github.com/vamshi455</w:t>
+    </w:r>
+    <w:r>
+      <w:rPr>
+        <w:noProof/>
+      </w:rPr>
+      <w:pict>
+        <v:shapetype id="_x0000_t136" coordsize="21600,21600" o:spt="136" adj="10800" path="m@7,l@8,m@5,21600l@6,21600e">
+          <v:formulas>
+            <v:f eqn="sum #0 0 10800"/>
+            <v:f eqn="prod #0 2 1"/>
+            <v:f eqn="sum 21600 0 @1"/>
+            <v:f eqn="sum 0 0 @2"/>
+            <v:f eqn="sum 21600 0 @3"/>
+            <v:f eqn="if @0 @3 0"/>
+            <v:f eqn="if @0 21600 @1"/>
+            <v:f eqn="if @0 0 @2"/>
+            <v:f eqn="if @0 @4 21600"/>
+            <v:f eqn="mid @5 @6"/>
+            <v:f eqn="mid @8 @5"/>
+            <v:f eqn="mid @7 @8"/>
+            <v:f eqn="mid @6 @7"/>
+            <v:f eqn="sum @6 0 @5"/>
+          </v:formulas>
+          <v:path textpathok="t" o:connecttype="custom" o:connectlocs="@9,0;@10,10800;@11,21600;@12,10800" o:connectangles="270,180,90,0"/>
+          <v:textpath on="t" fitshape="t"/>
+          <v:handles>
+            <v:h position="#0,bottomRight" xrange="6629,14971"/>
+          </v:handles>
+          <o:lock v:ext="edit" text="t" shapetype="t"/>
+        </v:shapetype>
+        <v:shape id="PowerPlusWaterMarkObject" o:spid="_x0000_s2049" type="#_x0000_t136" style="position:absolute;margin-left:0;margin-top:0;      width:500pt;height:100pt;rotation:315;      z-index:-251658752;mso-position-horizontal:center;      mso-position-horizontal-relative:margin;      mso-position-vertical:center;      mso-position-vertical-relative:margin" o:allowincell="f" fillcolor="#F0F0F0" stroked="f">
+          <v:fill opacity=".15"/>
+          <v:textpath style="font-family:&quot;Calibri&quot;;        font-size:1pt" string="CONFIDENTIAL"/>
+        </v:shape>
+      </w:pict>
+    </w:r>
+  </w:p>
+</w:hdr>
 </file>
 
 <file path=word/numbering.xml><?xml version="1.0" encoding="utf-8"?>

--- a/resume/reference-compact.docx
+++ b/resume/reference-compact.docx
@@ -6,7 +6,7 @@
       <w:headerReference w:type="default" r:id="rId9"/>
       <w:footerReference w:type="default" r:id="rId10"/>
       <w:pgSz w:w="12240" w:h="15840"/>
-      <w:pgMar w:top="576" w:right="720" w:bottom="576" w:left="720" w:header="720" w:footer="720" w:gutter="0"/>
+      <w:pgMar w:top="576" w:right="720" w:bottom="576" w:left="720" w:header="576" w:footer="576" w:gutter="0"/>
       <w:cols w:space="720"/>
       <w:docGrid w:linePitch="360"/>
     </w:sectPr>
@@ -18,8 +18,7 @@
 <w:ftr xmlns:m="http://schemas.openxmlformats.org/officeDocument/2006/math" xmlns:mc="http://schemas.openxmlformats.org/markup-compatibility/2006" xmlns:mo="http://schemas.microsoft.com/office/mac/office/2008/main" xmlns:mv="urn:schemas-microsoft-com:mac:vml" xmlns:o="urn:schemas-microsoft-com:office:office" xmlns:r="http://schemas.openxmlformats.org/officeDocument/2006/relationships" xmlns:v="urn:schemas-microsoft-com:vml" xmlns:w10="urn:schemas-microsoft-com:office:word" xmlns:w14="http://schemas.microsoft.com/office/word/2010/wordml" xmlns:w="http://schemas.openxmlformats.org/wordprocessingml/2006/main" xmlns:wne="http://schemas.microsoft.com/office/word/2006/wordml" xmlns:wp14="http://schemas.microsoft.com/office/word/2010/wordprocessingDrawing" xmlns:wp="http://schemas.openxmlformats.org/drawingml/2006/wordprocessingDrawing" xmlns:wpc="http://schemas.microsoft.com/office/word/2010/wordprocessingCanvas" xmlns:wpg="http://schemas.microsoft.com/office/word/2010/wordprocessingGroup" xmlns:wpi="http://schemas.microsoft.com/office/word/2010/wordprocessingInk" xmlns:wps="http://schemas.microsoft.com/office/word/2010/wordprocessingShape" mc:Ignorable="w14 wp14">
   <w:p>
     <w:pPr>
-      <w:pStyle w:val="Footer"/>
-      <w:spacing w:before="80" w:after="0"/>
+      <w:spacing w:before="60" w:after="0"/>
       <w:jc w:val="center"/>
       <w:pBdr>
         <w:top w:val="single" w:sz="4" w:space="1" w:color="CCCCCC"/>
@@ -27,15 +26,15 @@
     </w:pPr>
     <w:r>
       <w:rPr>
-        <w:color w:val="666666"/>
-        <w:sz w:val="15"/>
+        <w:color w:val="888888"/>
+        <w:sz w:val="14"/>
       </w:rPr>
       <w:t xml:space="preserve">Page </w:t>
     </w:r>
     <w:r>
       <w:rPr>
-        <w:color w:val="666666"/>
-        <w:sz w:val="15"/>
+        <w:color w:val="888888"/>
+        <w:sz w:val="14"/>
       </w:rPr>
       <w:fldChar w:fldCharType="begin"/>
       <w:instrText xml:space="preserve"> PAGE </w:instrText>
@@ -44,15 +43,15 @@
     </w:r>
     <w:r>
       <w:rPr>
-        <w:color w:val="666666"/>
-        <w:sz w:val="15"/>
+        <w:color w:val="888888"/>
+        <w:sz w:val="14"/>
       </w:rPr>
       <w:t xml:space="preserve"> of </w:t>
     </w:r>
     <w:r>
       <w:rPr>
-        <w:color w:val="666666"/>
-        <w:sz w:val="15"/>
+        <w:color w:val="888888"/>
+        <w:sz w:val="14"/>
       </w:rPr>
       <w:fldChar w:fldCharType="begin"/>
       <w:instrText xml:space="preserve"> NUMPAGES </w:instrText>
@@ -65,51 +64,111 @@
 
 <file path=word/header1.xml><?xml version="1.0" encoding="utf-8"?>
 <w:hdr xmlns:m="http://schemas.openxmlformats.org/officeDocument/2006/math" xmlns:mc="http://schemas.openxmlformats.org/markup-compatibility/2006" xmlns:mo="http://schemas.microsoft.com/office/mac/office/2008/main" xmlns:mv="urn:schemas-microsoft-com:mac:vml" xmlns:o="urn:schemas-microsoft-com:office:office" xmlns:r="http://schemas.openxmlformats.org/officeDocument/2006/relationships" xmlns:v="urn:schemas-microsoft-com:vml" xmlns:w10="urn:schemas-microsoft-com:office:word" xmlns:w14="http://schemas.microsoft.com/office/word/2010/wordml" xmlns:w="http://schemas.openxmlformats.org/wordprocessingml/2006/main" xmlns:wne="http://schemas.microsoft.com/office/word/2006/wordml" xmlns:wp14="http://schemas.microsoft.com/office/word/2010/wordprocessingDrawing" xmlns:wp="http://schemas.openxmlformats.org/drawingml/2006/wordprocessingDrawing" xmlns:wpc="http://schemas.microsoft.com/office/word/2010/wordprocessingCanvas" xmlns:wpg="http://schemas.microsoft.com/office/word/2010/wordprocessingGroup" xmlns:wpi="http://schemas.microsoft.com/office/word/2010/wordprocessingInk" xmlns:wps="http://schemas.microsoft.com/office/word/2010/wordprocessingShape" mc:Ignorable="w14 wp14">
+  <w:tbl>
+    <w:tblPr>
+      <w:tblW w:type="pct" w:w="5000"/>
+      <w:jc w:val="center"/>
+      <w:tblLayout w:type="autofit"/>
+      <w:tblLook w:firstColumn="1" w:firstRow="1" w:lastColumn="0" w:lastRow="0" w:noHBand="0" w:noVBand="1" w:val="04A0"/>
+      <w:tblBorders>
+        <w:top w:val="none" w:sz="0" w:space="0" w:color="auto"/>
+        <w:left w:val="none" w:sz="0" w:space="0" w:color="auto"/>
+        <w:bottom w:val="single" w:sz="4" w:space="1" w:color="CCCCCC"/>
+        <w:right w:val="none" w:sz="0" w:space="0" w:color="auto"/>
+        <w:insideH w:val="none" w:sz="0" w:space="0" w:color="auto"/>
+        <w:insideV w:val="none" w:sz="0" w:space="0" w:color="auto"/>
+      </w:tblBorders>
+    </w:tblPr>
+    <w:tblGrid>
+      <w:gridCol w:w="5400"/>
+      <w:gridCol w:w="5400"/>
+    </w:tblGrid>
+    <w:tr>
+      <w:tc>
+        <w:tcPr>
+          <w:tcW w:type="dxa" w:w="5400"/>
+          <w:tcMar>
+            <w:top w:w="0" w:type="dxa"/>
+            <w:bottom w:w="30" w:type="dxa"/>
+            <w:left w:w="0" w:type="dxa"/>
+            <w:right w:w="0" w:type="dxa"/>
+          </w:tcMar>
+        </w:tcPr>
+        <w:p>
+          <w:pPr>
+            <w:spacing w:after="0" w:before="0"/>
+            <w:jc w:val="left"/>
+          </w:pPr>
+          <w:r>
+            <w:rPr>
+              <w:b/>
+              <w:color w:val="1A1A1A"/>
+              <w:sz w:val="17"/>
+            </w:rPr>
+            <w:t>Vamshi Singam</w:t>
+          </w:r>
+          <w:r>
+            <w:rPr>
+              <w:color w:val="AAAAAA"/>
+              <w:sz w:val="16"/>
+            </w:rPr>
+            <w:t xml:space="preserve">  |  </w:t>
+          </w:r>
+          <w:r>
+            <w:rPr>
+              <w:color w:val="444444"/>
+              <w:sz w:val="16"/>
+            </w:rPr>
+            <w:t>+1 346-666-1192</w:t>
+          </w:r>
+        </w:p>
+      </w:tc>
+      <w:tc>
+        <w:tcPr>
+          <w:tcW w:type="dxa" w:w="5400"/>
+          <w:tcMar>
+            <w:top w:w="0" w:type="dxa"/>
+            <w:bottom w:w="30" w:type="dxa"/>
+            <w:left w:w="0" w:type="dxa"/>
+            <w:right w:w="0" w:type="dxa"/>
+          </w:tcMar>
+        </w:tcPr>
+        <w:p>
+          <w:pPr>
+            <w:spacing w:after="0" w:before="0"/>
+            <w:jc w:val="right"/>
+          </w:pPr>
+          <w:r>
+            <w:rPr>
+              <w:color w:val="0077B5"/>
+              <w:sz w:val="15"/>
+              <w:u w:val="single"/>
+            </w:rPr>
+            <w:t>LinkedIn</w:t>
+          </w:r>
+          <w:r>
+            <w:rPr>
+              <w:color w:val="AAAAAA"/>
+              <w:sz w:val="15"/>
+            </w:rPr>
+            <w:t xml:space="preserve">  |  </w:t>
+          </w:r>
+          <w:r>
+            <w:rPr>
+              <w:color w:val="333333"/>
+              <w:sz w:val="15"/>
+              <w:u w:val="single"/>
+            </w:rPr>
+            <w:t>GitHub</w:t>
+          </w:r>
+        </w:p>
+      </w:tc>
+    </w:tr>
+  </w:tbl>
   <w:p>
     <w:pPr>
-      <w:pStyle w:val="Header"/>
-      <w:spacing w:after="40" w:before="0"/>
-      <w:jc w:val="center"/>
-      <w:pBdr>
-        <w:bottom w:val="single" w:sz="4" w:space="1" w:color="CCCCCC"/>
-      </w:pBdr>
-    </w:pPr>
-    <w:r>
-      <w:rPr>
-        <w:b/>
-        <w:color w:val="333333"/>
-        <w:sz w:val="16"/>
-      </w:rPr>
-      <w:t>Vamshi Singam</w:t>
-    </w:r>
-    <w:r>
-      <w:rPr>
-        <w:color w:val="999999"/>
-        <w:sz w:val="16"/>
-      </w:rPr>
-      <w:t xml:space="preserve">  |  </w:t>
-    </w:r>
-    <w:r>
-      <w:rPr>
-        <w:color w:val="0077B5"/>
-        <w:sz w:val="15"/>
-      </w:rPr>
-      <w:t>linkedin.com/in/vamshi-singam-82963556</w:t>
-    </w:r>
-    <w:r>
-      <w:rPr>
-        <w:color w:val="999999"/>
-        <w:sz w:val="16"/>
-      </w:rPr>
-      <w:t xml:space="preserve">  |  </w:t>
-    </w:r>
-    <w:r>
-      <w:rPr>
-        <w:color w:val="333333"/>
-        <w:sz w:val="15"/>
-      </w:rPr>
-      <w:t>github.com/vamshi455</w:t>
-    </w:r>
+      <w:spacing w:after="0" w:before="0"/>
+    </w:pPr>
     <w:r>
       <w:rPr>
         <w:noProof/>
@@ -140,7 +199,7 @@
           <o:lock v:ext="edit" text="t" shapetype="t"/>
         </v:shapetype>
         <v:shape id="PowerPlusWaterMarkObject" o:spid="_x0000_s2049" type="#_x0000_t136" style="position:absolute;margin-left:0;margin-top:0;      width:500pt;height:100pt;rotation:315;      z-index:-251658752;mso-position-horizontal:center;      mso-position-horizontal-relative:margin;      mso-position-vertical:center;      mso-position-vertical-relative:margin" o:allowincell="f" fillcolor="#F0F0F0" stroked="f">
-          <v:fill opacity=".15"/>
+          <v:fill opacity=".12"/>
           <v:textpath style="font-family:&quot;Calibri&quot;;        font-size:1pt" string="CONFIDENTIAL"/>
         </v:shape>
       </w:pict>

--- a/resume/reference-compact.docx
+++ b/resume/reference-compact.docx
@@ -21,7 +21,7 @@
       <w:spacing w:before="60" w:after="0"/>
       <w:jc w:val="center"/>
       <w:pBdr>
-        <w:top w:val="single" w:sz="4" w:space="1" w:color="CCCCCC"/>
+        <w:top w:val="single" w:sz="4" w:space="1" w:color="0077B5"/>
       </w:pBdr>
     </w:pPr>
     <w:r>
@@ -73,7 +73,7 @@
       <w:tblBorders>
         <w:top w:val="none" w:sz="0" w:space="0" w:color="auto"/>
         <w:left w:val="none" w:sz="0" w:space="0" w:color="auto"/>
-        <w:bottom w:val="single" w:sz="4" w:space="1" w:color="CCCCCC"/>
+        <w:bottom w:val="single" w:sz="6" w:space="1" w:color="0077B5"/>
         <w:right w:val="none" w:sz="0" w:space="0" w:color="auto"/>
         <w:insideH w:val="none" w:sz="0" w:space="0" w:color="auto"/>
         <w:insideV w:val="none" w:sz="0" w:space="0" w:color="auto"/>
@@ -89,37 +89,51 @@
           <w:tcW w:type="dxa" w:w="5400"/>
           <w:tcMar>
             <w:top w:w="0" w:type="dxa"/>
-            <w:bottom w:w="30" w:type="dxa"/>
+            <w:bottom w:w="20" w:type="dxa"/>
             <w:left w:w="0" w:type="dxa"/>
             <w:right w:w="0" w:type="dxa"/>
           </w:tcMar>
         </w:tcPr>
         <w:p>
           <w:pPr>
-            <w:spacing w:after="0" w:before="0"/>
+            <w:spacing w:after="20" w:before="0"/>
             <w:jc w:val="left"/>
           </w:pPr>
           <w:r>
             <w:rPr>
               <w:b/>
               <w:color w:val="1A1A1A"/>
-              <w:sz w:val="17"/>
+              <w:sz w:val="18"/>
             </w:rPr>
             <w:t>Vamshi Singam</w:t>
           </w:r>
           <w:r>
             <w:rPr>
               <w:color w:val="AAAAAA"/>
-              <w:sz w:val="16"/>
+              <w:sz w:val="14"/>
             </w:rPr>
-            <w:t xml:space="preserve">  |  </w:t>
+            <w:t xml:space="preserve">  •  </w:t>
           </w:r>
           <w:r>
             <w:rPr>
               <w:color w:val="444444"/>
-              <w:sz w:val="16"/>
+              <w:sz w:val="15"/>
             </w:rPr>
             <w:t>+1 346-666-1192</w:t>
+          </w:r>
+          <w:r>
+            <w:rPr>
+              <w:color w:val="AAAAAA"/>
+              <w:sz w:val="14"/>
+            </w:rPr>
+            <w:t xml:space="preserve">  •  </w:t>
+          </w:r>
+          <w:r>
+            <w:rPr>
+              <w:color w:val="444444"/>
+              <w:sz w:val="15"/>
+            </w:rPr>
+            <w:t>vamshi455@gmail.com</w:t>
           </w:r>
         </w:p>
       </w:tc>
@@ -128,39 +142,47 @@
           <w:tcW w:type="dxa" w:w="5400"/>
           <w:tcMar>
             <w:top w:w="0" w:type="dxa"/>
-            <w:bottom w:w="30" w:type="dxa"/>
+            <w:bottom w:w="20" w:type="dxa"/>
             <w:left w:w="0" w:type="dxa"/>
             <w:right w:w="0" w:type="dxa"/>
           </w:tcMar>
         </w:tcPr>
         <w:p>
           <w:pPr>
-            <w:spacing w:after="0" w:before="0"/>
+            <w:spacing w:after="20" w:before="0"/>
             <w:jc w:val="right"/>
           </w:pPr>
-          <w:r>
-            <w:rPr>
-              <w:color w:val="0077B5"/>
-              <w:sz w:val="15"/>
-              <w:u w:val="single"/>
-            </w:rPr>
-            <w:t>LinkedIn</w:t>
-          </w:r>
+          <w:hyperlink r:id="rId1">
+            <w:r>
+              <w:rPr>
+                <w:rStyle w:val="Hyperlink"/>
+                <w:color w:val="0077B5"/>
+                <w:sz w:val="15"/>
+                <w:szCs w:val="15"/>
+                <w:u w:val="single"/>
+              </w:rPr>
+              <w:t>LinkedIn</w:t>
+            </w:r>
+          </w:hyperlink>
           <w:r>
             <w:rPr>
               <w:color w:val="AAAAAA"/>
-              <w:sz w:val="15"/>
+              <w:sz w:val="14"/>
             </w:rPr>
-            <w:t xml:space="preserve">  |  </w:t>
+            <w:t xml:space="preserve">  •  </w:t>
           </w:r>
-          <w:r>
-            <w:rPr>
-              <w:color w:val="333333"/>
-              <w:sz w:val="15"/>
-              <w:u w:val="single"/>
-            </w:rPr>
-            <w:t>GitHub</w:t>
-          </w:r>
+          <w:hyperlink r:id="rId2">
+            <w:r>
+              <w:rPr>
+                <w:rStyle w:val="Hyperlink"/>
+                <w:color w:val="333333"/>
+                <w:sz w:val="15"/>
+                <w:szCs w:val="15"/>
+                <w:u w:val="single"/>
+              </w:rPr>
+              <w:t>GitHub</w:t>
+            </w:r>
+          </w:hyperlink>
         </w:p>
       </w:tc>
     </w:tr>
@@ -200,7 +222,7 @@
         </v:shapetype>
         <v:shape id="PowerPlusWaterMarkObject" o:spid="_x0000_s2049" type="#_x0000_t136" style="position:absolute;margin-left:0;margin-top:0;      width:500pt;height:100pt;rotation:315;      z-index:-251658752;mso-position-horizontal:center;      mso-position-horizontal-relative:margin;      mso-position-vertical:center;      mso-position-vertical-relative:margin" o:allowincell="f" fillcolor="#F0F0F0" stroked="f">
           <v:fill opacity=".12"/>
-          <v:textpath style="font-family:&quot;Calibri&quot;;        font-size:1pt" string="CONFIDENTIAL"/>
+          <v:textpath style="font-family:&quot;Calibri&quot;;font-size:1pt" string="CONFIDENTIAL"/>
         </v:shape>
       </w:pict>
     </w:r>

--- a/resume/reference-compact.docx
+++ b/resume/reference-compact.docx
@@ -33,7 +33,6 @@
     </w:r>
     <w:r>
       <w:rPr>
-        <w:color w:val="888888"/>
         <w:sz w:val="14"/>
       </w:rPr>
       <w:fldChar w:fldCharType="begin"/>
@@ -50,7 +49,6 @@
     </w:r>
     <w:r>
       <w:rPr>
-        <w:color w:val="888888"/>
         <w:sz w:val="14"/>
       </w:rPr>
       <w:fldChar w:fldCharType="begin"/>
@@ -155,7 +153,6 @@
           <w:hyperlink r:id="rId1">
             <w:r>
               <w:rPr>
-                <w:rStyle w:val="Hyperlink"/>
                 <w:color w:val="0077B5"/>
                 <w:sz w:val="15"/>
                 <w:szCs w:val="15"/>
@@ -174,7 +171,6 @@
           <w:hyperlink r:id="rId2">
             <w:r>
               <w:rPr>
-                <w:rStyle w:val="Hyperlink"/>
                 <w:color w:val="333333"/>
                 <w:sz w:val="15"/>
                 <w:szCs w:val="15"/>
@@ -220,7 +216,7 @@
           </v:handles>
           <o:lock v:ext="edit" text="t" shapetype="t"/>
         </v:shapetype>
-        <v:shape id="PowerPlusWaterMarkObject" o:spid="_x0000_s2049" type="#_x0000_t136" style="position:absolute;margin-left:0;margin-top:0;      width:500pt;height:100pt;rotation:315;      z-index:-251658752;mso-position-horizontal:center;      mso-position-horizontal-relative:margin;      mso-position-vertical:center;      mso-position-vertical-relative:margin" o:allowincell="f" fillcolor="#F0F0F0" stroked="f">
+        <v:shape id="PowerPlusWaterMarkObject" o:spid="_x0000_s2049" type="#_x0000_t136" style="position:absolute;margin-left:0;margin-top:0;width:500pt;height:100pt;rotation:315;z-index:-251658752;mso-position-horizontal:center;mso-position-horizontal-relative:margin;mso-position-vertical:center;mso-position-vertical-relative:margin" o:allowincell="f" fillcolor="#F0F0F0" stroked="f">
           <v:fill opacity=".12"/>
           <v:textpath style="font-family:&quot;Calibri&quot;;font-size:1pt" string="CONFIDENTIAL"/>
         </v:shape>
